--- a/storage/templates/normalized-docx/BM-075/BM-075_normalized.docx
+++ b/storage/templates/normalized-docx/BM-075/BM-075_normalized.docx
@@ -998,7 +998,7 @@
         <w:rPr>
           <w:rFonts w:cs="Times New Roman" w:ascii="Times New Roman" w:hAnsi="Times New Roman"/>
         </w:rPr>
-        <w:t>{{document.field}}</w:t>
+        <w:t>{{document.fullDocumentCode}}</w:t>
       </w:r>
     </w:p>
     <w:p>
@@ -1092,7 +1092,7 @@
           <w:rFonts w:cs="Times New Roman" w:ascii="Times New Roman" w:hAnsi="Times New Roman"/>
           <w:spacing w:val="-2"/>
         </w:rPr>
-        <w:t>{{document.field}}</w:t>
+        <w:t>{{person.personFullName}}</w:t>
       </w:r>
       <w:r>
         <w:rPr>
@@ -1140,7 +1140,7 @@
           <w:rFonts w:cs="Times New Roman" w:ascii="Times New Roman" w:hAnsi="Times New Roman"/>
           <w:spacing w:val="-2"/>
         </w:rPr>
-        <w:t>{{document.field}}</w:t>
+        <w:t>{{person.dateOfBirth}}</w:t>
       </w:r>
       <w:r>
         <w:rPr>
@@ -1254,7 +1254,7 @@
                 <w:rFonts w:cs="Times New Roman" w:ascii="Times New Roman" w:hAnsi="Times New Roman"/>
                 <w:sz w:val="24"/>
               </w:rPr>
-              <w:t>{{document.field}}</w:t>
+              <w:t>{{person.currentAddress}}</w:t>
             </w:r>
           </w:p>
           <w:p>
